--- a/arbeitsblaetter/Kapitel_16_Projekte_Information_Aufgabenblatt.docx
+++ b/arbeitsblaetter/Kapitel_16_Projekte_Information_Aufgabenblatt.docx
@@ -95,7 +95,26 @@
           <w:i w:val="0"/>
           <w:sz w:val="22"/>
         </w:rPr>
-        <w:t xml:space="preserve">Zeit für dein erstes richtiges Projekt! Du baust ein </w:t>
+        <w:t xml:space="preserve">Zeit für dein erstes richtiges Projekt! Ein Programm folgt immer einer festen Abfolge von Schritten, die zu einem Ziel führt – so eine Abfolge nennt man </w:t>
+      </w:r>
+      <w:r>
+        <w:rPr>
+          <w:rFonts w:ascii="Arial" w:hAnsi="Arial" w:eastAsia="Arial"/>
+          <w:b/>
+          <w:i w:val="0"/>
+          <w:color w:val="00344D"/>
+          <w:sz w:val="22"/>
+        </w:rPr>
+        <w:t>Algorithmus</w:t>
+      </w:r>
+      <w:r>
+        <w:rPr>
+          <w:rFonts w:ascii="Arial" w:hAnsi="Arial" w:eastAsia="Arial"/>
+          <w:b w:val="0"/>
+          <w:i w:val="0"/>
+          <w:sz w:val="22"/>
+        </w:rPr>
+        <w:t xml:space="preserve">. Du baust ein </w:t>
       </w:r>
       <w:r>
         <w:rPr>
@@ -1477,6 +1496,1600 @@
         <w:t xml:space="preserve"> bis zu eigenen Funktionen, Klassen und einem echten kleinen Programm. Du kannst jetzt eigene Ideen in Python umsetzen. Weiter so!</w:t>
       </w:r>
     </w:p>
+    <w:p>
+      <w:pPr>
+        <w:spacing w:before="320" w:after="120"/>
+        <w:pBdr>
+          <w:bottom w:val="single" w:sz="8" w:space="4" w:color="009FE3"/>
+        </w:pBdr>
+        <w:keepNext/>
+      </w:pPr>
+      <w:r>
+        <w:rPr>
+          <w:rFonts w:ascii="Arial" w:hAnsi="Arial" w:eastAsia="Arial"/>
+          <w:b/>
+          <w:i w:val="0"/>
+          <w:color w:val="00344D"/>
+          <w:sz w:val="30"/>
+        </w:rPr>
+        <w:t>Projekt: Vokabeltrainer</w:t>
+      </w:r>
+    </w:p>
+    <w:p>
+      <w:pPr>
+        <w:spacing w:after="160"/>
+        <w:keepNext/>
+      </w:pPr>
+      <w:r>
+        <w:rPr>
+          <w:rFonts w:ascii="Arial" w:hAnsi="Arial" w:eastAsia="Arial"/>
+          <w:b w:val="0"/>
+          <w:i w:val="0"/>
+          <w:sz w:val="22"/>
+        </w:rPr>
+        <w:t xml:space="preserve">Zum Abschluss baust du einen </w:t>
+      </w:r>
+      <w:r>
+        <w:rPr>
+          <w:rFonts w:ascii="Arial" w:hAnsi="Arial" w:eastAsia="Arial"/>
+          <w:b/>
+          <w:i w:val="0"/>
+          <w:color w:val="00344D"/>
+          <w:sz w:val="22"/>
+        </w:rPr>
+        <w:t>Vokabeltrainer</w:t>
+      </w:r>
+      <w:r>
+        <w:rPr>
+          <w:rFonts w:ascii="Arial" w:hAnsi="Arial" w:eastAsia="Arial"/>
+          <w:b w:val="0"/>
+          <w:i w:val="0"/>
+          <w:sz w:val="22"/>
+        </w:rPr>
+        <w:t xml:space="preserve"> – und dafür brauchst du fast alles, was du im ganzen Kurs gelernt hast:</w:t>
+      </w:r>
+    </w:p>
+    <w:p>
+      <w:pPr>
+        <w:spacing w:after="160"/>
+        <w:keepNext/>
+      </w:pPr>
+      <w:r>
+        <w:rPr>
+          <w:rFonts w:ascii="Arial" w:hAnsi="Arial" w:eastAsia="Arial"/>
+          <w:b w:val="0"/>
+          <w:i w:val="0"/>
+          <w:sz w:val="22"/>
+        </w:rPr>
+        <w:t xml:space="preserve">ein </w:t>
+      </w:r>
+      <w:r>
+        <w:rPr>
+          <w:rFonts w:ascii="Arial" w:hAnsi="Arial" w:eastAsia="Arial"/>
+          <w:b/>
+          <w:i w:val="0"/>
+          <w:color w:val="00344D"/>
+          <w:sz w:val="22"/>
+        </w:rPr>
+        <w:t>Dictionary</w:t>
+      </w:r>
+      <w:r>
+        <w:rPr>
+          <w:rFonts w:ascii="Arial" w:hAnsi="Arial" w:eastAsia="Arial"/>
+          <w:b w:val="0"/>
+          <w:i w:val="0"/>
+          <w:sz w:val="22"/>
+        </w:rPr>
+        <w:t xml:space="preserve"> für die Vokabeln, eine </w:t>
+      </w:r>
+      <w:r>
+        <w:rPr>
+          <w:rFonts w:ascii="Arial" w:hAnsi="Arial" w:eastAsia="Arial"/>
+          <w:b/>
+          <w:i w:val="0"/>
+          <w:color w:val="00344D"/>
+          <w:sz w:val="22"/>
+        </w:rPr>
+        <w:t>for-Schleife</w:t>
+      </w:r>
+      <w:r>
+        <w:rPr>
+          <w:rFonts w:ascii="Arial" w:hAnsi="Arial" w:eastAsia="Arial"/>
+          <w:b w:val="0"/>
+          <w:i w:val="0"/>
+          <w:sz w:val="22"/>
+        </w:rPr>
+        <w:t xml:space="preserve"> zum Durchgehen, eine </w:t>
+      </w:r>
+      <w:r>
+        <w:rPr>
+          <w:rFonts w:ascii="Arial" w:hAnsi="Arial" w:eastAsia="Arial"/>
+          <w:b/>
+          <w:i w:val="0"/>
+          <w:color w:val="00344D"/>
+          <w:sz w:val="22"/>
+        </w:rPr>
+        <w:t>Funktion</w:t>
+      </w:r>
+      <w:r>
+        <w:rPr>
+          <w:rFonts w:ascii="Arial" w:hAnsi="Arial" w:eastAsia="Arial"/>
+          <w:b w:val="0"/>
+          <w:i w:val="0"/>
+          <w:sz w:val="22"/>
+        </w:rPr>
+        <w:t xml:space="preserve"> zum Prüfen, eine </w:t>
+      </w:r>
+      <w:r>
+        <w:rPr>
+          <w:rFonts w:ascii="Arial" w:hAnsi="Arial" w:eastAsia="Arial"/>
+          <w:b/>
+          <w:i w:val="0"/>
+          <w:color w:val="00344D"/>
+          <w:sz w:val="22"/>
+        </w:rPr>
+        <w:t>Bedingung</w:t>
+      </w:r>
+      <w:r>
+        <w:rPr>
+          <w:rFonts w:ascii="Arial" w:hAnsi="Arial" w:eastAsia="Arial"/>
+          <w:b w:val="0"/>
+          <w:i w:val="0"/>
+          <w:sz w:val="22"/>
+        </w:rPr>
+        <w:t xml:space="preserve"> für richtig oder falsch, eine </w:t>
+      </w:r>
+      <w:r>
+        <w:rPr>
+          <w:rFonts w:ascii="Arial" w:hAnsi="Arial" w:eastAsia="Arial"/>
+          <w:b/>
+          <w:i w:val="0"/>
+          <w:color w:val="00344D"/>
+          <w:sz w:val="22"/>
+        </w:rPr>
+        <w:t>Liste</w:t>
+      </w:r>
+      <w:r>
+        <w:rPr>
+          <w:rFonts w:ascii="Arial" w:hAnsi="Arial" w:eastAsia="Arial"/>
+          <w:b w:val="0"/>
+          <w:i w:val="0"/>
+          <w:sz w:val="22"/>
+        </w:rPr>
+        <w:t xml:space="preserve"> für die Fehler und zum Schluss eine </w:t>
+      </w:r>
+      <w:r>
+        <w:rPr>
+          <w:rFonts w:ascii="Arial" w:hAnsi="Arial" w:eastAsia="Arial"/>
+          <w:b/>
+          <w:i w:val="0"/>
+          <w:color w:val="00344D"/>
+          <w:sz w:val="22"/>
+        </w:rPr>
+        <w:t>Datei</w:t>
+      </w:r>
+      <w:r>
+        <w:rPr>
+          <w:rFonts w:ascii="Arial" w:hAnsi="Arial" w:eastAsia="Arial"/>
+          <w:b w:val="0"/>
+          <w:i w:val="0"/>
+          <w:sz w:val="22"/>
+        </w:rPr>
+        <w:t>, in der du sie speicherst.</w:t>
+      </w:r>
+    </w:p>
+    <w:p>
+      <w:pPr>
+        <w:spacing w:after="160"/>
+        <w:keepNext/>
+      </w:pPr>
+      <w:r>
+        <w:rPr>
+          <w:rFonts w:ascii="Arial" w:hAnsi="Arial" w:eastAsia="Arial"/>
+          <w:b w:val="0"/>
+          <w:i w:val="0"/>
+          <w:sz w:val="22"/>
+        </w:rPr>
+        <w:t>Genau darum geht es beim Programmieren: nicht ein Werkzeug, sondern das richtige Werkzeug zur richtigen Zeit.</w:t>
+      </w:r>
+    </w:p>
+    <w:tbl>
+      <w:tblPr>
+        <w:tblW w:type="auto" w:w="0"/>
+        <w:tblLayout w:type="autofit"/>
+        <w:tblLook w:firstColumn="1" w:firstRow="1" w:lastColumn="0" w:lastRow="0" w:noHBand="0" w:noVBand="1" w:val="04A0"/>
+        <w:tblBorders>
+          <w:top w:val="single" w:sz="8" w:space="0" w:color="009FE3"/>
+          <w:left w:val="single" w:sz="8" w:space="0" w:color="009FE3"/>
+          <w:bottom w:val="single" w:sz="8" w:space="0" w:color="009FE3"/>
+          <w:right w:val="single" w:sz="8" w:space="0" w:color="009FE3"/>
+          <w:insideH w:val="single" w:sz="8" w:space="0" w:color="009FE3"/>
+          <w:insideV w:val="single" w:sz="8" w:space="0" w:color="009FE3"/>
+        </w:tblBorders>
+      </w:tblPr>
+      <w:tblGrid>
+        <w:gridCol w:w="9648"/>
+      </w:tblGrid>
+      <w:tr>
+        <w:trPr>
+          <w:cantSplit/>
+        </w:trPr>
+        <w:tc>
+          <w:tcPr>
+            <w:tcW w:type="dxa" w:w="9648"/>
+            <w:shd w:val="clear" w:color="auto" w:fill="EAF6FC"/>
+            <w:tcMar>
+              <w:top w:w="80" w:type="dxa"/>
+              <w:start w:w="120" w:type="dxa"/>
+              <w:bottom w:w="80" w:type="dxa"/>
+              <w:end w:w="120" w:type="dxa"/>
+            </w:tcMar>
+          </w:tcPr>
+          <w:p>
+            <w:r>
+              <w:rPr>
+                <w:rFonts w:ascii="Arial" w:hAnsi="Arial" w:eastAsia="Arial"/>
+                <w:b/>
+                <w:i w:val="0"/>
+                <w:color w:val="00344D"/>
+                <w:sz w:val="22"/>
+              </w:rPr>
+              <w:t xml:space="preserve">Aufgabe 5: </w:t>
+            </w:r>
+            <w:r>
+              <w:rPr>
+                <w:rFonts w:ascii="Arial" w:hAnsi="Arial" w:eastAsia="Arial"/>
+                <w:b/>
+                <w:i w:val="0"/>
+                <w:color w:val="00344D"/>
+                <w:sz w:val="22"/>
+              </w:rPr>
+              <w:t xml:space="preserve">Die Vokabeln stehen schon als Dictionary bereit. Gib jedes Paar in einer eigenen Zeile aus, im Format </w:t>
+            </w:r>
+            <w:r>
+              <w:rPr>
+                <w:rFonts w:ascii="Consolas" w:hAnsi="Consolas" w:eastAsia="Consolas"/>
+                <w:b/>
+                <w:i w:val="0"/>
+                <w:color w:val="00344D"/>
+                <w:sz w:val="21"/>
+              </w:rPr>
+              <w:t>Hund = dog</w:t>
+            </w:r>
+            <w:r>
+              <w:rPr>
+                <w:rFonts w:ascii="Arial" w:hAnsi="Arial" w:eastAsia="Arial"/>
+                <w:b/>
+                <w:i w:val="0"/>
+                <w:color w:val="00344D"/>
+                <w:sz w:val="22"/>
+              </w:rPr>
+              <w:t>.</w:t>
+            </w:r>
+          </w:p>
+          <w:p>
+            <w:r>
+              <w:rPr>
+                <w:rFonts w:ascii="Arial" w:hAnsi="Arial" w:eastAsia="Arial"/>
+                <w:b w:val="0"/>
+                <w:i w:val="0"/>
+                <w:sz w:val="22"/>
+              </w:rPr>
+              <w:t xml:space="preserve">Nutze dafür eine </w:t>
+            </w:r>
+            <w:r>
+              <w:rPr>
+                <w:rFonts w:ascii="Consolas" w:hAnsi="Consolas" w:eastAsia="Consolas"/>
+                <w:b w:val="0"/>
+                <w:i w:val="0"/>
+                <w:sz w:val="21"/>
+              </w:rPr>
+              <w:t>for</w:t>
+            </w:r>
+            <w:r>
+              <w:rPr>
+                <w:rFonts w:ascii="Arial" w:hAnsi="Arial" w:eastAsia="Arial"/>
+                <w:b w:val="0"/>
+                <w:i w:val="0"/>
+                <w:sz w:val="22"/>
+              </w:rPr>
+              <w:t>-Schleife über das Dictionary.</w:t>
+            </w:r>
+          </w:p>
+          <w:p>
+            <w:r>
+              <w:rPr>
+                <w:rFonts w:ascii="Consolas" w:hAnsi="Consolas" w:eastAsia="Consolas"/>
+                <w:b w:val="0"/>
+                <w:i/>
+                <w:color w:val="6E7B85"/>
+                <w:sz w:val="20"/>
+              </w:rPr>
+              <w:t>vokabeln = {"Hund": "dog", "Katze": "cat", "Maus": "mouse"}</w:t>
+            </w:r>
+            <w:r>
+              <w:br/>
+            </w:r>
+            <w:r>
+              <w:rPr>
+                <w:rFonts w:ascii="Consolas" w:hAnsi="Consolas" w:eastAsia="Consolas"/>
+                <w:b w:val="0"/>
+                <w:i/>
+                <w:color w:val="6E7B85"/>
+                <w:sz w:val="20"/>
+              </w:rPr>
+              <w:t xml:space="preserve"> </w:t>
+            </w:r>
+            <w:r>
+              <w:br/>
+            </w:r>
+            <w:r>
+              <w:rPr>
+                <w:rFonts w:ascii="Consolas" w:hAnsi="Consolas" w:eastAsia="Consolas"/>
+                <w:b w:val="0"/>
+                <w:i/>
+                <w:color w:val="6E7B85"/>
+                <w:sz w:val="20"/>
+              </w:rPr>
+              <w:t># Gib jedes Paar aus</w:t>
+            </w:r>
+          </w:p>
+          <w:p>
+            <w:r>
+              <w:rPr>
+                <w:rFonts w:ascii="Arial" w:hAnsi="Arial" w:eastAsia="Arial"/>
+                <w:b w:val="0"/>
+                <w:i/>
+                <w:color w:val="6E7B85"/>
+                <w:sz w:val="19"/>
+              </w:rPr>
+              <w:t>Dein Code:</w:t>
+            </w:r>
+          </w:p>
+          <w:p/>
+          <w:p/>
+          <w:p/>
+        </w:tc>
+      </w:tr>
+    </w:tbl>
+    <w:p>
+      <w:pPr>
+        <w:spacing w:after="160"/>
+        <w:keepNext/>
+      </w:pPr>
+      <w:r>
+        <w:rPr>
+          <w:rFonts w:ascii="Arial" w:hAnsi="Arial" w:eastAsia="Arial"/>
+          <w:b w:val="0"/>
+          <w:i w:val="0"/>
+          <w:sz w:val="22"/>
+        </w:rPr>
+        <w:t xml:space="preserve">Beim Abfragen tippt niemand exakt so, wie es im Dictionary steht: mal groß, mal klein, mal mit einem Leerzeichen am Ende. Ein stures </w:t>
+      </w:r>
+      <w:r>
+        <w:rPr>
+          <w:rFonts w:ascii="Consolas" w:hAnsi="Consolas" w:eastAsia="Consolas"/>
+          <w:b w:val="0"/>
+          <w:i w:val="0"/>
+          <w:sz w:val="21"/>
+        </w:rPr>
+        <w:t>==</w:t>
+      </w:r>
+      <w:r>
+        <w:rPr>
+          <w:rFonts w:ascii="Arial" w:hAnsi="Arial" w:eastAsia="Arial"/>
+          <w:b w:val="0"/>
+          <w:i w:val="0"/>
+          <w:sz w:val="22"/>
+        </w:rPr>
+        <w:t xml:space="preserve"> würde </w:t>
+      </w:r>
+      <w:r>
+        <w:rPr>
+          <w:rFonts w:ascii="Consolas" w:hAnsi="Consolas" w:eastAsia="Consolas"/>
+          <w:b w:val="0"/>
+          <w:i w:val="0"/>
+          <w:sz w:val="21"/>
+        </w:rPr>
+        <w:t>"Dog"</w:t>
+      </w:r>
+      <w:r>
+        <w:rPr>
+          <w:rFonts w:ascii="Arial" w:hAnsi="Arial" w:eastAsia="Arial"/>
+          <w:b w:val="0"/>
+          <w:i w:val="0"/>
+          <w:sz w:val="22"/>
+        </w:rPr>
+        <w:t xml:space="preserve"> als falsch werten.</w:t>
+      </w:r>
+    </w:p>
+    <w:p>
+      <w:pPr>
+        <w:spacing w:after="160"/>
+        <w:keepNext/>
+      </w:pPr>
+      <w:r>
+        <w:rPr>
+          <w:rFonts w:ascii="Arial" w:hAnsi="Arial" w:eastAsia="Arial"/>
+          <w:b w:val="0"/>
+          <w:i w:val="0"/>
+          <w:sz w:val="22"/>
+        </w:rPr>
+        <w:t xml:space="preserve">Deshalb kommt die Prüfung in eine eigene </w:t>
+      </w:r>
+      <w:r>
+        <w:rPr>
+          <w:rFonts w:ascii="Arial" w:hAnsi="Arial" w:eastAsia="Arial"/>
+          <w:b/>
+          <w:i w:val="0"/>
+          <w:color w:val="00344D"/>
+          <w:sz w:val="22"/>
+        </w:rPr>
+        <w:t>Funktion</w:t>
+      </w:r>
+      <w:r>
+        <w:rPr>
+          <w:rFonts w:ascii="Arial" w:hAnsi="Arial" w:eastAsia="Arial"/>
+          <w:b w:val="0"/>
+          <w:i w:val="0"/>
+          <w:sz w:val="22"/>
+        </w:rPr>
+        <w:t xml:space="preserve"> – und dort räumst du die Eingabe erst auf, bevor du vergleichst. Dafür brauchst du zwei String-Methoden aus Kapitel 4: </w:t>
+      </w:r>
+      <w:r>
+        <w:rPr>
+          <w:rFonts w:ascii="Consolas" w:hAnsi="Consolas" w:eastAsia="Consolas"/>
+          <w:b w:val="0"/>
+          <w:i w:val="0"/>
+          <w:sz w:val="21"/>
+        </w:rPr>
+        <w:t>.lower()</w:t>
+      </w:r>
+      <w:r>
+        <w:rPr>
+          <w:rFonts w:ascii="Arial" w:hAnsi="Arial" w:eastAsia="Arial"/>
+          <w:b w:val="0"/>
+          <w:i w:val="0"/>
+          <w:sz w:val="22"/>
+        </w:rPr>
+        <w:t xml:space="preserve"> macht alles klein, </w:t>
+      </w:r>
+      <w:r>
+        <w:rPr>
+          <w:rFonts w:ascii="Consolas" w:hAnsi="Consolas" w:eastAsia="Consolas"/>
+          <w:b w:val="0"/>
+          <w:i w:val="0"/>
+          <w:sz w:val="21"/>
+        </w:rPr>
+        <w:t>.strip()</w:t>
+      </w:r>
+      <w:r>
+        <w:rPr>
+          <w:rFonts w:ascii="Arial" w:hAnsi="Arial" w:eastAsia="Arial"/>
+          <w:b w:val="0"/>
+          <w:i w:val="0"/>
+          <w:sz w:val="22"/>
+        </w:rPr>
+        <w:t xml:space="preserve"> entfernt Leerzeichen am Rand.</w:t>
+      </w:r>
+    </w:p>
+    <w:tbl>
+      <w:tblPr>
+        <w:tblW w:type="auto" w:w="0"/>
+        <w:tblLayout w:type="autofit"/>
+        <w:tblLook w:firstColumn="1" w:firstRow="1" w:lastColumn="0" w:lastRow="0" w:noHBand="0" w:noVBand="1" w:val="04A0"/>
+        <w:tblBorders>
+          <w:top w:val="single" w:sz="8" w:space="0" w:color="009FE3"/>
+          <w:left w:val="single" w:sz="8" w:space="0" w:color="009FE3"/>
+          <w:bottom w:val="single" w:sz="8" w:space="0" w:color="009FE3"/>
+          <w:right w:val="single" w:sz="8" w:space="0" w:color="009FE3"/>
+          <w:insideH w:val="single" w:sz="8" w:space="0" w:color="009FE3"/>
+          <w:insideV w:val="single" w:sz="8" w:space="0" w:color="009FE3"/>
+        </w:tblBorders>
+      </w:tblPr>
+      <w:tblGrid>
+        <w:gridCol w:w="9648"/>
+      </w:tblGrid>
+      <w:tr>
+        <w:trPr>
+          <w:cantSplit/>
+        </w:trPr>
+        <w:tc>
+          <w:tcPr>
+            <w:tcW w:type="dxa" w:w="9648"/>
+            <w:shd w:val="clear" w:color="auto" w:fill="EAF6FC"/>
+            <w:tcMar>
+              <w:top w:w="80" w:type="dxa"/>
+              <w:start w:w="120" w:type="dxa"/>
+              <w:bottom w:w="80" w:type="dxa"/>
+              <w:end w:w="120" w:type="dxa"/>
+            </w:tcMar>
+          </w:tcPr>
+          <w:p>
+            <w:r>
+              <w:rPr>
+                <w:rFonts w:ascii="Arial" w:hAnsi="Arial" w:eastAsia="Arial"/>
+                <w:b/>
+                <w:i w:val="0"/>
+                <w:color w:val="00344D"/>
+                <w:sz w:val="22"/>
+              </w:rPr>
+              <w:t xml:space="preserve">Aufgabe 6: </w:t>
+            </w:r>
+            <w:r>
+              <w:rPr>
+                <w:rFonts w:ascii="Arial" w:hAnsi="Arial" w:eastAsia="Arial"/>
+                <w:b/>
+                <w:i w:val="0"/>
+                <w:color w:val="00344D"/>
+                <w:sz w:val="22"/>
+              </w:rPr>
+              <w:t xml:space="preserve">Schreibe eine Funktion </w:t>
+            </w:r>
+            <w:r>
+              <w:rPr>
+                <w:rFonts w:ascii="Consolas" w:hAnsi="Consolas" w:eastAsia="Consolas"/>
+                <w:b/>
+                <w:i w:val="0"/>
+                <w:color w:val="00344D"/>
+                <w:sz w:val="21"/>
+              </w:rPr>
+              <w:t>ist_richtig(eingabe, loesung)</w:t>
+            </w:r>
+            <w:r>
+              <w:rPr>
+                <w:rFonts w:ascii="Arial" w:hAnsi="Arial" w:eastAsia="Arial"/>
+                <w:b/>
+                <w:i w:val="0"/>
+                <w:color w:val="00344D"/>
+                <w:sz w:val="22"/>
+              </w:rPr>
+              <w:t xml:space="preserve">. Sie soll </w:t>
+            </w:r>
+            <w:r>
+              <w:rPr>
+                <w:rFonts w:ascii="Consolas" w:hAnsi="Consolas" w:eastAsia="Consolas"/>
+                <w:b/>
+                <w:i w:val="0"/>
+                <w:color w:val="00344D"/>
+                <w:sz w:val="21"/>
+              </w:rPr>
+              <w:t>True</w:t>
+            </w:r>
+            <w:r>
+              <w:rPr>
+                <w:rFonts w:ascii="Arial" w:hAnsi="Arial" w:eastAsia="Arial"/>
+                <w:b/>
+                <w:i w:val="0"/>
+                <w:color w:val="00344D"/>
+                <w:sz w:val="22"/>
+              </w:rPr>
+              <w:t xml:space="preserve"> zurückgeben, wenn die Eingabe der Lösung entspricht – und dabei Groß- und Kleinschreibung sowie Leerzeichen am Rand ignorieren.</w:t>
+            </w:r>
+          </w:p>
+          <w:p>
+            <w:r>
+              <w:rPr>
+                <w:rFonts w:ascii="Arial" w:hAnsi="Arial" w:eastAsia="Arial"/>
+                <w:b w:val="0"/>
+                <w:i w:val="0"/>
+                <w:sz w:val="22"/>
+              </w:rPr>
+              <w:t>Rufe sie danach dreimal auf und gib das Ergebnis aus:</w:t>
+            </w:r>
+            <w:r>
+              <w:br/>
+            </w:r>
+            <w:r>
+              <w:rPr>
+                <w:rFonts w:ascii="Consolas" w:hAnsi="Consolas" w:eastAsia="Consolas"/>
+                <w:b w:val="0"/>
+                <w:i w:val="0"/>
+                <w:sz w:val="21"/>
+              </w:rPr>
+              <w:t>ist_richtig("DOG", "dog")</w:t>
+            </w:r>
+            <w:r>
+              <w:rPr>
+                <w:rFonts w:ascii="Arial" w:hAnsi="Arial" w:eastAsia="Arial"/>
+                <w:b w:val="0"/>
+                <w:i w:val="0"/>
+                <w:sz w:val="22"/>
+              </w:rPr>
+              <w:t xml:space="preserve">, </w:t>
+            </w:r>
+            <w:r>
+              <w:rPr>
+                <w:rFonts w:ascii="Consolas" w:hAnsi="Consolas" w:eastAsia="Consolas"/>
+                <w:b w:val="0"/>
+                <w:i w:val="0"/>
+                <w:sz w:val="21"/>
+              </w:rPr>
+              <w:t>ist_richtig(" cat ", "cat")</w:t>
+            </w:r>
+            <w:r>
+              <w:rPr>
+                <w:rFonts w:ascii="Arial" w:hAnsi="Arial" w:eastAsia="Arial"/>
+                <w:b w:val="0"/>
+                <w:i w:val="0"/>
+                <w:sz w:val="22"/>
+              </w:rPr>
+              <w:t xml:space="preserve"> und </w:t>
+            </w:r>
+            <w:r>
+              <w:rPr>
+                <w:rFonts w:ascii="Consolas" w:hAnsi="Consolas" w:eastAsia="Consolas"/>
+                <w:b w:val="0"/>
+                <w:i w:val="0"/>
+                <w:sz w:val="21"/>
+              </w:rPr>
+              <w:t>ist_richtig("maus", "mouse")</w:t>
+            </w:r>
+            <w:r>
+              <w:rPr>
+                <w:rFonts w:ascii="Arial" w:hAnsi="Arial" w:eastAsia="Arial"/>
+                <w:b w:val="0"/>
+                <w:i w:val="0"/>
+                <w:sz w:val="22"/>
+              </w:rPr>
+              <w:t>.</w:t>
+            </w:r>
+          </w:p>
+          <w:p>
+            <w:r>
+              <w:rPr>
+                <w:rFonts w:ascii="Consolas" w:hAnsi="Consolas" w:eastAsia="Consolas"/>
+                <w:b w:val="0"/>
+                <w:i/>
+                <w:color w:val="6E7B85"/>
+                <w:sz w:val="20"/>
+              </w:rPr>
+              <w:t>def ist_richtig(eingabe, loesung):</w:t>
+            </w:r>
+            <w:r>
+              <w:br/>
+            </w:r>
+            <w:r>
+              <w:rPr>
+                <w:rFonts w:ascii="Consolas" w:hAnsi="Consolas" w:eastAsia="Consolas"/>
+                <w:b w:val="0"/>
+                <w:i/>
+                <w:color w:val="6E7B85"/>
+                <w:sz w:val="20"/>
+              </w:rPr>
+              <w:t xml:space="preserve">    # Hier deine Lösung</w:t>
+            </w:r>
+            <w:r>
+              <w:br/>
+            </w:r>
+            <w:r>
+              <w:rPr>
+                <w:rFonts w:ascii="Consolas" w:hAnsi="Consolas" w:eastAsia="Consolas"/>
+                <w:b w:val="0"/>
+                <w:i/>
+                <w:color w:val="6E7B85"/>
+                <w:sz w:val="20"/>
+              </w:rPr>
+              <w:t xml:space="preserve">    pass</w:t>
+            </w:r>
+            <w:r>
+              <w:br/>
+            </w:r>
+            <w:r>
+              <w:rPr>
+                <w:rFonts w:ascii="Consolas" w:hAnsi="Consolas" w:eastAsia="Consolas"/>
+                <w:b w:val="0"/>
+                <w:i/>
+                <w:color w:val="6E7B85"/>
+                <w:sz w:val="20"/>
+              </w:rPr>
+              <w:t xml:space="preserve"> </w:t>
+            </w:r>
+            <w:r>
+              <w:br/>
+            </w:r>
+            <w:r>
+              <w:rPr>
+                <w:rFonts w:ascii="Consolas" w:hAnsi="Consolas" w:eastAsia="Consolas"/>
+                <w:b w:val="0"/>
+                <w:i/>
+                <w:color w:val="6E7B85"/>
+                <w:sz w:val="20"/>
+              </w:rPr>
+              <w:t># Rufe die Funktion dreimal auf und gib das Ergebnis aus</w:t>
+            </w:r>
+          </w:p>
+          <w:p>
+            <w:r>
+              <w:rPr>
+                <w:rFonts w:ascii="Arial" w:hAnsi="Arial" w:eastAsia="Arial"/>
+                <w:b w:val="0"/>
+                <w:i/>
+                <w:color w:val="6E7B85"/>
+                <w:sz w:val="19"/>
+              </w:rPr>
+              <w:t>Dein Code:</w:t>
+            </w:r>
+          </w:p>
+          <w:p/>
+          <w:p/>
+          <w:p/>
+        </w:tc>
+      </w:tr>
+    </w:tbl>
+    <w:p>
+      <w:pPr>
+        <w:spacing w:after="160"/>
+        <w:keepNext/>
+      </w:pPr>
+      <w:r>
+        <w:rPr>
+          <w:rFonts w:ascii="Arial" w:hAnsi="Arial" w:eastAsia="Arial"/>
+          <w:b w:val="0"/>
+          <w:i w:val="0"/>
+          <w:sz w:val="22"/>
+        </w:rPr>
+        <w:t xml:space="preserve">Jetzt das Beste am Üben: Was man </w:t>
+      </w:r>
+      <w:r>
+        <w:rPr>
+          <w:rFonts w:ascii="Arial" w:hAnsi="Arial" w:eastAsia="Arial"/>
+          <w:b/>
+          <w:i w:val="0"/>
+          <w:color w:val="00344D"/>
+          <w:sz w:val="22"/>
+        </w:rPr>
+        <w:t>falsch</w:t>
+      </w:r>
+      <w:r>
+        <w:rPr>
+          <w:rFonts w:ascii="Arial" w:hAnsi="Arial" w:eastAsia="Arial"/>
+          <w:b w:val="0"/>
+          <w:i w:val="0"/>
+          <w:sz w:val="22"/>
+        </w:rPr>
+        <w:t xml:space="preserve"> hatte, sollte man sich merken. Du sammelst die falschen Vokabeln in einer </w:t>
+      </w:r>
+      <w:r>
+        <w:rPr>
+          <w:rFonts w:ascii="Arial" w:hAnsi="Arial" w:eastAsia="Arial"/>
+          <w:b/>
+          <w:i w:val="0"/>
+          <w:color w:val="00344D"/>
+          <w:sz w:val="22"/>
+        </w:rPr>
+        <w:t>Liste</w:t>
+      </w:r>
+      <w:r>
+        <w:rPr>
+          <w:rFonts w:ascii="Arial" w:hAnsi="Arial" w:eastAsia="Arial"/>
+          <w:b w:val="0"/>
+          <w:i w:val="0"/>
+          <w:sz w:val="22"/>
+        </w:rPr>
+        <w:t xml:space="preserve"> und schreibst sie am Ende in eine </w:t>
+      </w:r>
+      <w:r>
+        <w:rPr>
+          <w:rFonts w:ascii="Arial" w:hAnsi="Arial" w:eastAsia="Arial"/>
+          <w:b/>
+          <w:i w:val="0"/>
+          <w:color w:val="00344D"/>
+          <w:sz w:val="22"/>
+        </w:rPr>
+        <w:t>Datei</w:t>
+      </w:r>
+      <w:r>
+        <w:rPr>
+          <w:rFonts w:ascii="Arial" w:hAnsi="Arial" w:eastAsia="Arial"/>
+          <w:b w:val="0"/>
+          <w:i w:val="0"/>
+          <w:sz w:val="22"/>
+        </w:rPr>
+        <w:t xml:space="preserve"> – dann sind sie auch nach dem Schließen des Programms noch da.</w:t>
+      </w:r>
+    </w:p>
+    <w:tbl>
+      <w:tblPr>
+        <w:tblW w:type="auto" w:w="0"/>
+        <w:tblLayout w:type="autofit"/>
+        <w:tblLook w:firstColumn="1" w:firstRow="1" w:lastColumn="0" w:lastRow="0" w:noHBand="0" w:noVBand="1" w:val="04A0"/>
+        <w:tblBorders>
+          <w:top w:val="single" w:sz="8" w:space="0" w:color="009FE3"/>
+          <w:left w:val="single" w:sz="8" w:space="0" w:color="009FE3"/>
+          <w:bottom w:val="single" w:sz="8" w:space="0" w:color="009FE3"/>
+          <w:right w:val="single" w:sz="8" w:space="0" w:color="009FE3"/>
+          <w:insideH w:val="single" w:sz="8" w:space="0" w:color="009FE3"/>
+          <w:insideV w:val="single" w:sz="8" w:space="0" w:color="009FE3"/>
+        </w:tblBorders>
+      </w:tblPr>
+      <w:tblGrid>
+        <w:gridCol w:w="9648"/>
+      </w:tblGrid>
+      <w:tr>
+        <w:trPr>
+          <w:cantSplit/>
+        </w:trPr>
+        <w:tc>
+          <w:tcPr>
+            <w:tcW w:type="dxa" w:w="9648"/>
+            <w:shd w:val="clear" w:color="auto" w:fill="EAF6FC"/>
+            <w:tcMar>
+              <w:top w:w="80" w:type="dxa"/>
+              <w:start w:w="120" w:type="dxa"/>
+              <w:bottom w:w="80" w:type="dxa"/>
+              <w:end w:w="120" w:type="dxa"/>
+            </w:tcMar>
+          </w:tcPr>
+          <w:p>
+            <w:r>
+              <w:rPr>
+                <w:rFonts w:ascii="Arial" w:hAnsi="Arial" w:eastAsia="Arial"/>
+                <w:b/>
+                <w:i w:val="0"/>
+                <w:color w:val="00344D"/>
+                <w:sz w:val="22"/>
+              </w:rPr>
+              <w:t xml:space="preserve">Aufgabe 7: </w:t>
+            </w:r>
+            <w:r>
+              <w:rPr>
+                <w:rFonts w:ascii="Arial" w:hAnsi="Arial" w:eastAsia="Arial"/>
+                <w:b/>
+                <w:i w:val="0"/>
+                <w:color w:val="00344D"/>
+                <w:sz w:val="22"/>
+              </w:rPr>
+              <w:t xml:space="preserve">Die Vokabeln und die (teils falschen) Antworten stehen bereit. Gehe alle Vokabeln durch und sammle die deutschen Wörter, bei denen die Antwort nicht stimmt, in der Liste </w:t>
+            </w:r>
+            <w:r>
+              <w:rPr>
+                <w:rFonts w:ascii="Consolas" w:hAnsi="Consolas" w:eastAsia="Consolas"/>
+                <w:b/>
+                <w:i w:val="0"/>
+                <w:color w:val="00344D"/>
+                <w:sz w:val="21"/>
+              </w:rPr>
+              <w:t>falsche</w:t>
+            </w:r>
+            <w:r>
+              <w:rPr>
+                <w:rFonts w:ascii="Arial" w:hAnsi="Arial" w:eastAsia="Arial"/>
+                <w:b/>
+                <w:i w:val="0"/>
+                <w:color w:val="00344D"/>
+                <w:sz w:val="22"/>
+              </w:rPr>
+              <w:t>.</w:t>
+            </w:r>
+          </w:p>
+          <w:p>
+            <w:r>
+              <w:rPr>
+                <w:rFonts w:ascii="Arial" w:hAnsi="Arial" w:eastAsia="Arial"/>
+                <w:b w:val="0"/>
+                <w:i w:val="0"/>
+                <w:sz w:val="22"/>
+              </w:rPr>
+              <w:t xml:space="preserve">Schreibe die Liste danach in die Datei </w:t>
+            </w:r>
+            <w:r>
+              <w:rPr>
+                <w:rFonts w:ascii="Consolas" w:hAnsi="Consolas" w:eastAsia="Consolas"/>
+                <w:b/>
+                <w:i w:val="0"/>
+                <w:color w:val="00344D"/>
+                <w:sz w:val="21"/>
+              </w:rPr>
+              <w:t>falsche.txt</w:t>
+            </w:r>
+            <w:r>
+              <w:rPr>
+                <w:rFonts w:ascii="Arial" w:hAnsi="Arial" w:eastAsia="Arial"/>
+                <w:b w:val="0"/>
+                <w:i w:val="0"/>
+                <w:sz w:val="22"/>
+              </w:rPr>
+              <w:t xml:space="preserve"> – ein Wort pro Zeile – lies die Datei wieder ein und gib ihren Inhalt aus.</w:t>
+            </w:r>
+          </w:p>
+          <w:p>
+            <w:r>
+              <w:rPr>
+                <w:rFonts w:ascii="Consolas" w:hAnsi="Consolas" w:eastAsia="Consolas"/>
+                <w:b w:val="0"/>
+                <w:i/>
+                <w:color w:val="6E7B85"/>
+                <w:sz w:val="20"/>
+              </w:rPr>
+              <w:t>vokabeln = {"Hund": "dog", "Katze": "cat", "Maus": "mouse"}</w:t>
+            </w:r>
+            <w:r>
+              <w:br/>
+            </w:r>
+            <w:r>
+              <w:rPr>
+                <w:rFonts w:ascii="Consolas" w:hAnsi="Consolas" w:eastAsia="Consolas"/>
+                <w:b w:val="0"/>
+                <w:i/>
+                <w:color w:val="6E7B85"/>
+                <w:sz w:val="20"/>
+              </w:rPr>
+              <w:t>antworten = {"Hund": "dog", "Katze": "dog", "Maus": "mice"}</w:t>
+            </w:r>
+            <w:r>
+              <w:br/>
+            </w:r>
+            <w:r>
+              <w:rPr>
+                <w:rFonts w:ascii="Consolas" w:hAnsi="Consolas" w:eastAsia="Consolas"/>
+                <w:b w:val="0"/>
+                <w:i/>
+                <w:color w:val="6E7B85"/>
+                <w:sz w:val="20"/>
+              </w:rPr>
+              <w:t>falsche = []</w:t>
+            </w:r>
+            <w:r>
+              <w:br/>
+            </w:r>
+            <w:r>
+              <w:rPr>
+                <w:rFonts w:ascii="Consolas" w:hAnsi="Consolas" w:eastAsia="Consolas"/>
+                <w:b w:val="0"/>
+                <w:i/>
+                <w:color w:val="6E7B85"/>
+                <w:sz w:val="20"/>
+              </w:rPr>
+              <w:t xml:space="preserve"> </w:t>
+            </w:r>
+            <w:r>
+              <w:br/>
+            </w:r>
+            <w:r>
+              <w:rPr>
+                <w:rFonts w:ascii="Consolas" w:hAnsi="Consolas" w:eastAsia="Consolas"/>
+                <w:b w:val="0"/>
+                <w:i/>
+                <w:color w:val="6E7B85"/>
+                <w:sz w:val="20"/>
+              </w:rPr>
+              <w:t># Sammle die falschen, speichere sie und gib die Datei aus</w:t>
+            </w:r>
+          </w:p>
+          <w:p>
+            <w:r>
+              <w:rPr>
+                <w:rFonts w:ascii="Arial" w:hAnsi="Arial" w:eastAsia="Arial"/>
+                <w:b w:val="0"/>
+                <w:i/>
+                <w:color w:val="6E7B85"/>
+                <w:sz w:val="19"/>
+              </w:rPr>
+              <w:t>Dein Code:</w:t>
+            </w:r>
+          </w:p>
+          <w:p/>
+          <w:p/>
+          <w:p/>
+        </w:tc>
+      </w:tr>
+    </w:tbl>
+    <w:p>
+      <w:pPr>
+        <w:spacing w:after="160"/>
+        <w:keepNext/>
+      </w:pPr>
+      <w:r>
+        <w:rPr>
+          <w:rFonts w:ascii="Arial" w:hAnsi="Arial" w:eastAsia="Arial"/>
+          <w:b w:val="0"/>
+          <w:i w:val="0"/>
+          <w:sz w:val="22"/>
+        </w:rPr>
+        <w:t xml:space="preserve">Bisher liegen die Vokabeln, die Prüffunktion und der Fehlerzähler lose nebeneinander. Dabei gehören sie zusammen – und genau dafür gibt es </w:t>
+      </w:r>
+      <w:r>
+        <w:rPr>
+          <w:rFonts w:ascii="Arial" w:hAnsi="Arial" w:eastAsia="Arial"/>
+          <w:b/>
+          <w:i w:val="0"/>
+          <w:color w:val="00344D"/>
+          <w:sz w:val="22"/>
+        </w:rPr>
+        <w:t>Klassen</w:t>
+      </w:r>
+      <w:r>
+        <w:rPr>
+          <w:rFonts w:ascii="Arial" w:hAnsi="Arial" w:eastAsia="Arial"/>
+          <w:b w:val="0"/>
+          <w:i w:val="0"/>
+          <w:sz w:val="22"/>
+        </w:rPr>
+        <w:t xml:space="preserve"> aus Kapitel 14.</w:t>
+      </w:r>
+    </w:p>
+    <w:p>
+      <w:pPr>
+        <w:spacing w:after="160"/>
+        <w:keepNext/>
+      </w:pPr>
+      <w:r>
+        <w:rPr>
+          <w:rFonts w:ascii="Arial" w:hAnsi="Arial" w:eastAsia="Arial"/>
+          <w:b w:val="0"/>
+          <w:i w:val="0"/>
+          <w:sz w:val="22"/>
+        </w:rPr>
+        <w:t xml:space="preserve">In einer Klasse steckt beides in einem: die </w:t>
+      </w:r>
+      <w:r>
+        <w:rPr>
+          <w:rFonts w:ascii="Arial" w:hAnsi="Arial" w:eastAsia="Arial"/>
+          <w:b/>
+          <w:i w:val="0"/>
+          <w:color w:val="00344D"/>
+          <w:sz w:val="22"/>
+        </w:rPr>
+        <w:t>Daten</w:t>
+      </w:r>
+      <w:r>
+        <w:rPr>
+          <w:rFonts w:ascii="Arial" w:hAnsi="Arial" w:eastAsia="Arial"/>
+          <w:b w:val="0"/>
+          <w:i w:val="0"/>
+          <w:sz w:val="22"/>
+        </w:rPr>
+        <w:t xml:space="preserve"> (die Vokabeln, die Zahl der Fehler) als Attribute und das </w:t>
+      </w:r>
+      <w:r>
+        <w:rPr>
+          <w:rFonts w:ascii="Arial" w:hAnsi="Arial" w:eastAsia="Arial"/>
+          <w:b/>
+          <w:i w:val="0"/>
+          <w:color w:val="00344D"/>
+          <w:sz w:val="22"/>
+        </w:rPr>
+        <w:t>Können</w:t>
+      </w:r>
+      <w:r>
+        <w:rPr>
+          <w:rFonts w:ascii="Arial" w:hAnsi="Arial" w:eastAsia="Arial"/>
+          <w:b w:val="0"/>
+          <w:i w:val="0"/>
+          <w:sz w:val="22"/>
+        </w:rPr>
+        <w:t xml:space="preserve"> (prüfen) als Methode. Der Trainer wird damit zu einem einzigen Ding, das man herumreichen kann.</w:t>
+      </w:r>
+    </w:p>
+    <w:tbl>
+      <w:tblPr>
+        <w:tblW w:type="auto" w:w="0"/>
+        <w:tblLayout w:type="autofit"/>
+        <w:tblLook w:firstColumn="1" w:firstRow="1" w:lastColumn="0" w:lastRow="0" w:noHBand="0" w:noVBand="1" w:val="04A0"/>
+        <w:tblBorders>
+          <w:top w:val="single" w:sz="8" w:space="0" w:color="009FE3"/>
+          <w:left w:val="single" w:sz="8" w:space="0" w:color="009FE3"/>
+          <w:bottom w:val="single" w:sz="8" w:space="0" w:color="009FE3"/>
+          <w:right w:val="single" w:sz="8" w:space="0" w:color="009FE3"/>
+          <w:insideH w:val="single" w:sz="8" w:space="0" w:color="009FE3"/>
+          <w:insideV w:val="single" w:sz="8" w:space="0" w:color="009FE3"/>
+        </w:tblBorders>
+      </w:tblPr>
+      <w:tblGrid>
+        <w:gridCol w:w="9648"/>
+      </w:tblGrid>
+      <w:tr>
+        <w:trPr>
+          <w:cantSplit/>
+        </w:trPr>
+        <w:tc>
+          <w:tcPr>
+            <w:tcW w:type="dxa" w:w="9648"/>
+            <w:shd w:val="clear" w:color="auto" w:fill="EAF6FC"/>
+            <w:tcMar>
+              <w:top w:w="80" w:type="dxa"/>
+              <w:start w:w="120" w:type="dxa"/>
+              <w:bottom w:w="80" w:type="dxa"/>
+              <w:end w:w="120" w:type="dxa"/>
+            </w:tcMar>
+          </w:tcPr>
+          <w:p>
+            <w:r>
+              <w:rPr>
+                <w:rFonts w:ascii="Arial" w:hAnsi="Arial" w:eastAsia="Arial"/>
+                <w:b/>
+                <w:i w:val="0"/>
+                <w:color w:val="00344D"/>
+                <w:sz w:val="22"/>
+              </w:rPr>
+              <w:t xml:space="preserve">Aufgabe 8: </w:t>
+            </w:r>
+            <w:r>
+              <w:rPr>
+                <w:rFonts w:ascii="Arial" w:hAnsi="Arial" w:eastAsia="Arial"/>
+                <w:b/>
+                <w:i w:val="0"/>
+                <w:color w:val="00344D"/>
+                <w:sz w:val="22"/>
+              </w:rPr>
+              <w:t xml:space="preserve">Wiederholung aus Kapitel 14: Schreibe eine Klasse </w:t>
+            </w:r>
+            <w:r>
+              <w:rPr>
+                <w:rFonts w:ascii="Consolas" w:hAnsi="Consolas" w:eastAsia="Consolas"/>
+                <w:b/>
+                <w:i w:val="0"/>
+                <w:color w:val="00344D"/>
+                <w:sz w:val="21"/>
+              </w:rPr>
+              <w:t>Vokabeltrainer</w:t>
+            </w:r>
+            <w:r>
+              <w:rPr>
+                <w:rFonts w:ascii="Arial" w:hAnsi="Arial" w:eastAsia="Arial"/>
+                <w:b/>
+                <w:i w:val="0"/>
+                <w:color w:val="00344D"/>
+                <w:sz w:val="22"/>
+              </w:rPr>
+              <w:t>.</w:t>
+            </w:r>
+          </w:p>
+          <w:p>
+            <w:r>
+              <w:rPr>
+                <w:rFonts w:ascii="Consolas" w:hAnsi="Consolas" w:eastAsia="Consolas"/>
+                <w:b w:val="0"/>
+                <w:i w:val="0"/>
+                <w:sz w:val="21"/>
+              </w:rPr>
+              <w:t>__init__(self, vokabeln)</w:t>
+            </w:r>
+            <w:r>
+              <w:rPr>
+                <w:rFonts w:ascii="Arial" w:hAnsi="Arial" w:eastAsia="Arial"/>
+                <w:b w:val="0"/>
+                <w:i w:val="0"/>
+                <w:sz w:val="22"/>
+              </w:rPr>
+              <w:t xml:space="preserve"> speichert das Dictionary in </w:t>
+            </w:r>
+            <w:r>
+              <w:rPr>
+                <w:rFonts w:ascii="Consolas" w:hAnsi="Consolas" w:eastAsia="Consolas"/>
+                <w:b w:val="0"/>
+                <w:i w:val="0"/>
+                <w:sz w:val="21"/>
+              </w:rPr>
+              <w:t>self.vokabeln</w:t>
+            </w:r>
+            <w:r>
+              <w:rPr>
+                <w:rFonts w:ascii="Arial" w:hAnsi="Arial" w:eastAsia="Arial"/>
+                <w:b w:val="0"/>
+                <w:i w:val="0"/>
+                <w:sz w:val="22"/>
+              </w:rPr>
+              <w:t xml:space="preserve"> und setzt </w:t>
+            </w:r>
+            <w:r>
+              <w:rPr>
+                <w:rFonts w:ascii="Consolas" w:hAnsi="Consolas" w:eastAsia="Consolas"/>
+                <w:b w:val="0"/>
+                <w:i w:val="0"/>
+                <w:sz w:val="21"/>
+              </w:rPr>
+              <w:t>self.fehler</w:t>
+            </w:r>
+            <w:r>
+              <w:rPr>
+                <w:rFonts w:ascii="Arial" w:hAnsi="Arial" w:eastAsia="Arial"/>
+                <w:b w:val="0"/>
+                <w:i w:val="0"/>
+                <w:sz w:val="22"/>
+              </w:rPr>
+              <w:t xml:space="preserve"> auf </w:t>
+            </w:r>
+            <w:r>
+              <w:rPr>
+                <w:rFonts w:ascii="Consolas" w:hAnsi="Consolas" w:eastAsia="Consolas"/>
+                <w:b w:val="0"/>
+                <w:i w:val="0"/>
+                <w:sz w:val="21"/>
+              </w:rPr>
+              <w:t>0</w:t>
+            </w:r>
+            <w:r>
+              <w:rPr>
+                <w:rFonts w:ascii="Arial" w:hAnsi="Arial" w:eastAsia="Arial"/>
+                <w:b w:val="0"/>
+                <w:i w:val="0"/>
+                <w:sz w:val="22"/>
+              </w:rPr>
+              <w:t>.</w:t>
+            </w:r>
+          </w:p>
+          <w:p>
+            <w:r>
+              <w:rPr>
+                <w:rFonts w:ascii="Arial" w:hAnsi="Arial" w:eastAsia="Arial"/>
+                <w:b w:val="0"/>
+                <w:i w:val="0"/>
+                <w:sz w:val="22"/>
+              </w:rPr>
+              <w:t xml:space="preserve">Die Methode </w:t>
+            </w:r>
+            <w:r>
+              <w:rPr>
+                <w:rFonts w:ascii="Consolas" w:hAnsi="Consolas" w:eastAsia="Consolas"/>
+                <w:b w:val="0"/>
+                <w:i w:val="0"/>
+                <w:sz w:val="21"/>
+              </w:rPr>
+              <w:t>pruefe(self, deutsch, antwort)</w:t>
+            </w:r>
+            <w:r>
+              <w:rPr>
+                <w:rFonts w:ascii="Arial" w:hAnsi="Arial" w:eastAsia="Arial"/>
+                <w:b w:val="0"/>
+                <w:i w:val="0"/>
+                <w:sz w:val="22"/>
+              </w:rPr>
+              <w:t xml:space="preserve"> gibt </w:t>
+            </w:r>
+            <w:r>
+              <w:rPr>
+                <w:rFonts w:ascii="Consolas" w:hAnsi="Consolas" w:eastAsia="Consolas"/>
+                <w:b w:val="0"/>
+                <w:i w:val="0"/>
+                <w:sz w:val="21"/>
+              </w:rPr>
+              <w:t>True</w:t>
+            </w:r>
+            <w:r>
+              <w:rPr>
+                <w:rFonts w:ascii="Arial" w:hAnsi="Arial" w:eastAsia="Arial"/>
+                <w:b w:val="0"/>
+                <w:i w:val="0"/>
+                <w:sz w:val="22"/>
+              </w:rPr>
+              <w:t xml:space="preserve"> zurück, wenn die Antwort stimmt – wieder </w:t>
+            </w:r>
+            <w:r>
+              <w:rPr>
+                <w:rFonts w:ascii="Arial" w:hAnsi="Arial" w:eastAsia="Arial"/>
+                <w:b/>
+                <w:i w:val="0"/>
+                <w:color w:val="00344D"/>
+                <w:sz w:val="22"/>
+              </w:rPr>
+              <w:t>ohne</w:t>
+            </w:r>
+            <w:r>
+              <w:rPr>
+                <w:rFonts w:ascii="Arial" w:hAnsi="Arial" w:eastAsia="Arial"/>
+                <w:b w:val="0"/>
+                <w:i w:val="0"/>
+                <w:sz w:val="22"/>
+              </w:rPr>
+              <w:t xml:space="preserve"> auf Groß- und Kleinschreibung zu achten. Stimmt sie nicht, zählt sie </w:t>
+            </w:r>
+            <w:r>
+              <w:rPr>
+                <w:rFonts w:ascii="Consolas" w:hAnsi="Consolas" w:eastAsia="Consolas"/>
+                <w:b w:val="0"/>
+                <w:i w:val="0"/>
+                <w:sz w:val="21"/>
+              </w:rPr>
+              <w:t>self.fehler</w:t>
+            </w:r>
+            <w:r>
+              <w:rPr>
+                <w:rFonts w:ascii="Arial" w:hAnsi="Arial" w:eastAsia="Arial"/>
+                <w:b w:val="0"/>
+                <w:i w:val="0"/>
+                <w:sz w:val="22"/>
+              </w:rPr>
+              <w:t xml:space="preserve"> um eins hoch und gibt </w:t>
+            </w:r>
+            <w:r>
+              <w:rPr>
+                <w:rFonts w:ascii="Consolas" w:hAnsi="Consolas" w:eastAsia="Consolas"/>
+                <w:b w:val="0"/>
+                <w:i w:val="0"/>
+                <w:sz w:val="21"/>
+              </w:rPr>
+              <w:t>False</w:t>
+            </w:r>
+            <w:r>
+              <w:rPr>
+                <w:rFonts w:ascii="Arial" w:hAnsi="Arial" w:eastAsia="Arial"/>
+                <w:b w:val="0"/>
+                <w:i w:val="0"/>
+                <w:sz w:val="22"/>
+              </w:rPr>
+              <w:t xml:space="preserve"> zurück.</w:t>
+            </w:r>
+          </w:p>
+          <w:p>
+            <w:r>
+              <w:rPr>
+                <w:rFonts w:ascii="Arial" w:hAnsi="Arial" w:eastAsia="Arial"/>
+                <w:b w:val="0"/>
+                <w:i w:val="0"/>
+                <w:sz w:val="22"/>
+              </w:rPr>
+              <w:t xml:space="preserve">Erzeuge damit einen Trainer für </w:t>
+            </w:r>
+            <w:r>
+              <w:rPr>
+                <w:rFonts w:ascii="Consolas" w:hAnsi="Consolas" w:eastAsia="Consolas"/>
+                <w:b w:val="0"/>
+                <w:i w:val="0"/>
+                <w:sz w:val="21"/>
+              </w:rPr>
+              <w:t>{"Hund": "dog", "Katze": "cat"}</w:t>
+            </w:r>
+            <w:r>
+              <w:rPr>
+                <w:rFonts w:ascii="Arial" w:hAnsi="Arial" w:eastAsia="Arial"/>
+                <w:b w:val="0"/>
+                <w:i w:val="0"/>
+                <w:sz w:val="22"/>
+              </w:rPr>
+              <w:t xml:space="preserve">, prüfe </w:t>
+            </w:r>
+            <w:r>
+              <w:rPr>
+                <w:rFonts w:ascii="Consolas" w:hAnsi="Consolas" w:eastAsia="Consolas"/>
+                <w:b w:val="0"/>
+                <w:i w:val="0"/>
+                <w:sz w:val="21"/>
+              </w:rPr>
+              <w:t>"Hund"</w:t>
+            </w:r>
+            <w:r>
+              <w:rPr>
+                <w:rFonts w:ascii="Arial" w:hAnsi="Arial" w:eastAsia="Arial"/>
+                <w:b w:val="0"/>
+                <w:i w:val="0"/>
+                <w:sz w:val="22"/>
+              </w:rPr>
+              <w:t xml:space="preserve"> mit </w:t>
+            </w:r>
+            <w:r>
+              <w:rPr>
+                <w:rFonts w:ascii="Consolas" w:hAnsi="Consolas" w:eastAsia="Consolas"/>
+                <w:b w:val="0"/>
+                <w:i w:val="0"/>
+                <w:sz w:val="21"/>
+              </w:rPr>
+              <w:t>"DOG"</w:t>
+            </w:r>
+            <w:r>
+              <w:rPr>
+                <w:rFonts w:ascii="Arial" w:hAnsi="Arial" w:eastAsia="Arial"/>
+                <w:b w:val="0"/>
+                <w:i w:val="0"/>
+                <w:sz w:val="22"/>
+              </w:rPr>
+              <w:t xml:space="preserve"> und </w:t>
+            </w:r>
+            <w:r>
+              <w:rPr>
+                <w:rFonts w:ascii="Consolas" w:hAnsi="Consolas" w:eastAsia="Consolas"/>
+                <w:b w:val="0"/>
+                <w:i w:val="0"/>
+                <w:sz w:val="21"/>
+              </w:rPr>
+              <w:t>"Katze"</w:t>
+            </w:r>
+            <w:r>
+              <w:rPr>
+                <w:rFonts w:ascii="Arial" w:hAnsi="Arial" w:eastAsia="Arial"/>
+                <w:b w:val="0"/>
+                <w:i w:val="0"/>
+                <w:sz w:val="22"/>
+              </w:rPr>
+              <w:t xml:space="preserve"> mit </w:t>
+            </w:r>
+            <w:r>
+              <w:rPr>
+                <w:rFonts w:ascii="Consolas" w:hAnsi="Consolas" w:eastAsia="Consolas"/>
+                <w:b w:val="0"/>
+                <w:i w:val="0"/>
+                <w:sz w:val="21"/>
+              </w:rPr>
+              <w:t>"dog"</w:t>
+            </w:r>
+            <w:r>
+              <w:rPr>
+                <w:rFonts w:ascii="Arial" w:hAnsi="Arial" w:eastAsia="Arial"/>
+                <w:b w:val="0"/>
+                <w:i w:val="0"/>
+                <w:sz w:val="22"/>
+              </w:rPr>
+              <w:t>, gib beide Ergebnisse aus und danach die Zahl der Fehler.</w:t>
+            </w:r>
+          </w:p>
+          <w:p>
+            <w:r>
+              <w:rPr>
+                <w:rFonts w:ascii="Consolas" w:hAnsi="Consolas" w:eastAsia="Consolas"/>
+                <w:b w:val="0"/>
+                <w:i/>
+                <w:color w:val="6E7B85"/>
+                <w:sz w:val="20"/>
+              </w:rPr>
+              <w:t>class Vokabeltrainer:</w:t>
+            </w:r>
+            <w:r>
+              <w:br/>
+            </w:r>
+            <w:r>
+              <w:rPr>
+                <w:rFonts w:ascii="Consolas" w:hAnsi="Consolas" w:eastAsia="Consolas"/>
+                <w:b w:val="0"/>
+                <w:i/>
+                <w:color w:val="6E7B85"/>
+                <w:sz w:val="20"/>
+              </w:rPr>
+              <w:t xml:space="preserve">    def __init__(self, vokabeln):</w:t>
+            </w:r>
+            <w:r>
+              <w:br/>
+            </w:r>
+            <w:r>
+              <w:rPr>
+                <w:rFonts w:ascii="Consolas" w:hAnsi="Consolas" w:eastAsia="Consolas"/>
+                <w:b w:val="0"/>
+                <w:i/>
+                <w:color w:val="6E7B85"/>
+                <w:sz w:val="20"/>
+              </w:rPr>
+              <w:t xml:space="preserve">        # Hier deine Lösung</w:t>
+            </w:r>
+            <w:r>
+              <w:br/>
+            </w:r>
+            <w:r>
+              <w:rPr>
+                <w:rFonts w:ascii="Consolas" w:hAnsi="Consolas" w:eastAsia="Consolas"/>
+                <w:b w:val="0"/>
+                <w:i/>
+                <w:color w:val="6E7B85"/>
+                <w:sz w:val="20"/>
+              </w:rPr>
+              <w:t xml:space="preserve">        pass</w:t>
+            </w:r>
+            <w:r>
+              <w:br/>
+            </w:r>
+            <w:r>
+              <w:rPr>
+                <w:rFonts w:ascii="Consolas" w:hAnsi="Consolas" w:eastAsia="Consolas"/>
+                <w:b w:val="0"/>
+                <w:i/>
+                <w:color w:val="6E7B85"/>
+                <w:sz w:val="20"/>
+              </w:rPr>
+              <w:t xml:space="preserve"> </w:t>
+            </w:r>
+            <w:r>
+              <w:br/>
+            </w:r>
+            <w:r>
+              <w:rPr>
+                <w:rFonts w:ascii="Consolas" w:hAnsi="Consolas" w:eastAsia="Consolas"/>
+                <w:b w:val="0"/>
+                <w:i/>
+                <w:color w:val="6E7B85"/>
+                <w:sz w:val="20"/>
+              </w:rPr>
+              <w:t xml:space="preserve">    def pruefe(self, deutsch, antwort):</w:t>
+            </w:r>
+            <w:r>
+              <w:br/>
+            </w:r>
+            <w:r>
+              <w:rPr>
+                <w:rFonts w:ascii="Consolas" w:hAnsi="Consolas" w:eastAsia="Consolas"/>
+                <w:b w:val="0"/>
+                <w:i/>
+                <w:color w:val="6E7B85"/>
+                <w:sz w:val="20"/>
+              </w:rPr>
+              <w:t xml:space="preserve">        # Hier deine Lösung</w:t>
+            </w:r>
+            <w:r>
+              <w:br/>
+            </w:r>
+            <w:r>
+              <w:rPr>
+                <w:rFonts w:ascii="Consolas" w:hAnsi="Consolas" w:eastAsia="Consolas"/>
+                <w:b w:val="0"/>
+                <w:i/>
+                <w:color w:val="6E7B85"/>
+                <w:sz w:val="20"/>
+              </w:rPr>
+              <w:t xml:space="preserve">        pass</w:t>
+            </w:r>
+            <w:r>
+              <w:br/>
+            </w:r>
+            <w:r>
+              <w:rPr>
+                <w:rFonts w:ascii="Consolas" w:hAnsi="Consolas" w:eastAsia="Consolas"/>
+                <w:b w:val="0"/>
+                <w:i/>
+                <w:color w:val="6E7B85"/>
+                <w:sz w:val="20"/>
+              </w:rPr>
+              <w:t xml:space="preserve"> </w:t>
+            </w:r>
+            <w:r>
+              <w:br/>
+            </w:r>
+            <w:r>
+              <w:rPr>
+                <w:rFonts w:ascii="Consolas" w:hAnsi="Consolas" w:eastAsia="Consolas"/>
+                <w:b w:val="0"/>
+                <w:i/>
+                <w:color w:val="6E7B85"/>
+                <w:sz w:val="20"/>
+              </w:rPr>
+              <w:t># Erzeuge einen Trainer und prüfe zwei Vokabeln</w:t>
+            </w:r>
+          </w:p>
+          <w:p>
+            <w:r>
+              <w:rPr>
+                <w:rFonts w:ascii="Arial" w:hAnsi="Arial" w:eastAsia="Arial"/>
+                <w:b w:val="0"/>
+                <w:i/>
+                <w:color w:val="6E7B85"/>
+                <w:sz w:val="19"/>
+              </w:rPr>
+              <w:t>Dein Code:</w:t>
+            </w:r>
+          </w:p>
+          <w:p/>
+          <w:p/>
+          <w:p/>
+        </w:tc>
+      </w:tr>
+    </w:tbl>
+    <w:p>
+      <w:pPr>
+        <w:spacing w:after="160"/>
+        <w:keepNext/>
+      </w:pPr>
+      <w:r>
+        <w:rPr>
+          <w:rFonts w:ascii="Arial" w:hAnsi="Arial" w:eastAsia="Arial"/>
+          <w:b w:val="0"/>
+          <w:i w:val="0"/>
+          <w:sz w:val="22"/>
+        </w:rPr>
+        <w:t>Geschafft. In diesem einen Programm steckt fast der ganze Kurs: Dictionary, Schleife, Funktion, Bedingung, Liste, String-Methoden, Datei und zuletzt eine eigene Klasse.</w:t>
+      </w:r>
+    </w:p>
+    <w:p>
+      <w:pPr>
+        <w:spacing w:after="160"/>
+        <w:keepNext/>
+      </w:pPr>
+      <w:r>
+        <w:rPr>
+          <w:rFonts w:ascii="Arial" w:hAnsi="Arial" w:eastAsia="Arial"/>
+          <w:b w:val="0"/>
+          <w:i w:val="0"/>
+          <w:sz w:val="22"/>
+        </w:rPr>
+        <w:t>Genau so sieht echte Programmierarbeit aus – man kombiniert, was man kann, statt ein einzelnes Werkzeug zu suchen.</w:t>
+      </w:r>
+    </w:p>
     <w:sectPr>
       <w:headerReference w:type="default" r:id="rId9"/>
       <w:footerReference w:type="default" r:id="rId10"/>
